--- a/docs/SPT-Plugin-User-Guide.docx
+++ b/docs/SPT-Plugin-User-Guide.docx
@@ -61,7 +61,7 @@
           <w:sz w:val="20"/>
           <w:szCs w:val="20"/>
         </w:rPr>
-        <w:t>Requirement Upload → Impact Analysis → E2E Test Case Simulation → Regression Test Pack → Human Approval → Run Tests → Failure Analysis</w:t>
+        <w:t>Requirement Upload → Impact Analysis → Open Questions → E2E Test Cases → Regression Test Pack → Human Approval → Run Tests → Failure Analysis</w:t>
       </w:r>
     </w:p>
     <w:p>
@@ -74,7 +74,7 @@
           <w:sz w:val="22"/>
           <w:szCs w:val="22"/>
         </w:rPr>
-        <w:t>Plugin version 0.4.0</w:t>
+        <w:t>Plugin version 0.5.0</w:t>
       </w:r>
     </w:p>
     <w:p>
@@ -155,7 +155,7 @@
           <w:r>
             <w:fldChar w:fldCharType="separate"/>
           </w:r>
-          <w:hyperlink w:anchor="_Toc241503047" w:history="1">
+          <w:hyperlink w:anchor="_Toc241599761" w:history="1">
             <w:r>
               <w:rPr>
                 <w:rStyle w:val="Hyperlink"/>
@@ -179,7 +179,7 @@
               <w:rPr>
                 <w:noProof/>
               </w:rPr>
-              <w:instrText xml:space="preserve"> PAGEREF _Toc241503047 \h </w:instrText>
+              <w:instrText xml:space="preserve"> PAGEREF _Toc241599761 \h </w:instrText>
             </w:r>
             <w:r>
               <w:rPr>
@@ -221,7 +221,7 @@
               <w14:ligatures w14:val="standardContextual"/>
             </w:rPr>
           </w:pPr>
-          <w:hyperlink w:anchor="_Toc241503048" w:history="1">
+          <w:hyperlink w:anchor="_Toc241599762" w:history="1">
             <w:r>
               <w:rPr>
                 <w:rStyle w:val="Hyperlink"/>
@@ -245,7 +245,7 @@
               <w:rPr>
                 <w:noProof/>
               </w:rPr>
-              <w:instrText xml:space="preserve"> PAGEREF _Toc241503048 \h </w:instrText>
+              <w:instrText xml:space="preserve"> PAGEREF _Toc241599762 \h </w:instrText>
             </w:r>
             <w:r>
               <w:rPr>
@@ -287,7 +287,7 @@
               <w14:ligatures w14:val="standardContextual"/>
             </w:rPr>
           </w:pPr>
-          <w:hyperlink w:anchor="_Toc241503049" w:history="1">
+          <w:hyperlink w:anchor="_Toc241599763" w:history="1">
             <w:r>
               <w:rPr>
                 <w:rStyle w:val="Hyperlink"/>
@@ -311,7 +311,7 @@
               <w:rPr>
                 <w:noProof/>
               </w:rPr>
-              <w:instrText xml:space="preserve"> PAGEREF _Toc241503049 \h </w:instrText>
+              <w:instrText xml:space="preserve"> PAGEREF _Toc241599763 \h </w:instrText>
             </w:r>
             <w:r>
               <w:rPr>
@@ -353,7 +353,7 @@
               <w14:ligatures w14:val="standardContextual"/>
             </w:rPr>
           </w:pPr>
-          <w:hyperlink w:anchor="_Toc241503050" w:history="1">
+          <w:hyperlink w:anchor="_Toc241599764" w:history="1">
             <w:r>
               <w:rPr>
                 <w:rStyle w:val="Hyperlink"/>
@@ -377,7 +377,7 @@
               <w:rPr>
                 <w:noProof/>
               </w:rPr>
-              <w:instrText xml:space="preserve"> PAGEREF _Toc241503050 \h </w:instrText>
+              <w:instrText xml:space="preserve"> PAGEREF _Toc241599764 \h </w:instrText>
             </w:r>
             <w:r>
               <w:rPr>
@@ -419,7 +419,7 @@
               <w14:ligatures w14:val="standardContextual"/>
             </w:rPr>
           </w:pPr>
-          <w:hyperlink w:anchor="_Toc241503051" w:history="1">
+          <w:hyperlink w:anchor="_Toc241599765" w:history="1">
             <w:r>
               <w:rPr>
                 <w:rStyle w:val="Hyperlink"/>
@@ -443,7 +443,7 @@
               <w:rPr>
                 <w:noProof/>
               </w:rPr>
-              <w:instrText xml:space="preserve"> PAGEREF _Toc241503051 \h </w:instrText>
+              <w:instrText xml:space="preserve"> PAGEREF _Toc241599765 \h </w:instrText>
             </w:r>
             <w:r>
               <w:rPr>
@@ -485,7 +485,7 @@
               <w14:ligatures w14:val="standardContextual"/>
             </w:rPr>
           </w:pPr>
-          <w:hyperlink w:anchor="_Toc241503052" w:history="1">
+          <w:hyperlink w:anchor="_Toc241599766" w:history="1">
             <w:r>
               <w:rPr>
                 <w:rStyle w:val="Hyperlink"/>
@@ -509,7 +509,7 @@
               <w:rPr>
                 <w:noProof/>
               </w:rPr>
-              <w:instrText xml:space="preserve"> PAGEREF _Toc241503052 \h </w:instrText>
+              <w:instrText xml:space="preserve"> PAGEREF _Toc241599766 \h </w:instrText>
             </w:r>
             <w:r>
               <w:rPr>
@@ -526,7 +526,7 @@
               <w:rPr>
                 <w:noProof/>
               </w:rPr>
-              <w:t>14</w:t>
+              <w:t>15</w:t>
             </w:r>
             <w:r>
               <w:rPr>
@@ -551,7 +551,7 @@
               <w14:ligatures w14:val="standardContextual"/>
             </w:rPr>
           </w:pPr>
-          <w:hyperlink w:anchor="_Toc241503053" w:history="1">
+          <w:hyperlink w:anchor="_Toc241599767" w:history="1">
             <w:r>
               <w:rPr>
                 <w:rStyle w:val="Hyperlink"/>
@@ -575,7 +575,7 @@
               <w:rPr>
                 <w:noProof/>
               </w:rPr>
-              <w:instrText xml:space="preserve"> PAGEREF _Toc241503053 \h </w:instrText>
+              <w:instrText xml:space="preserve"> PAGEREF _Toc241599767 \h </w:instrText>
             </w:r>
             <w:r>
               <w:rPr>
@@ -592,7 +592,7 @@
               <w:rPr>
                 <w:noProof/>
               </w:rPr>
-              <w:t>15</w:t>
+              <w:t>16</w:t>
             </w:r>
             <w:r>
               <w:rPr>
@@ -617,7 +617,7 @@
               <w14:ligatures w14:val="standardContextual"/>
             </w:rPr>
           </w:pPr>
-          <w:hyperlink w:anchor="_Toc241503054" w:history="1">
+          <w:hyperlink w:anchor="_Toc241599768" w:history="1">
             <w:r>
               <w:rPr>
                 <w:rStyle w:val="Hyperlink"/>
@@ -641,7 +641,7 @@
               <w:rPr>
                 <w:noProof/>
               </w:rPr>
-              <w:instrText xml:space="preserve"> PAGEREF _Toc241503054 \h </w:instrText>
+              <w:instrText xml:space="preserve"> PAGEREF _Toc241599768 \h </w:instrText>
             </w:r>
             <w:r>
               <w:rPr>
@@ -658,7 +658,7 @@
               <w:rPr>
                 <w:noProof/>
               </w:rPr>
-              <w:t>16</w:t>
+              <w:t>17</w:t>
             </w:r>
             <w:r>
               <w:rPr>
@@ -683,7 +683,7 @@
               <w14:ligatures w14:val="standardContextual"/>
             </w:rPr>
           </w:pPr>
-          <w:hyperlink w:anchor="_Toc241503055" w:history="1">
+          <w:hyperlink w:anchor="_Toc241599769" w:history="1">
             <w:r>
               <w:rPr>
                 <w:rStyle w:val="Hyperlink"/>
@@ -707,7 +707,7 @@
               <w:rPr>
                 <w:noProof/>
               </w:rPr>
-              <w:instrText xml:space="preserve"> PAGEREF _Toc241503055 \h </w:instrText>
+              <w:instrText xml:space="preserve"> PAGEREF _Toc241599769 \h </w:instrText>
             </w:r>
             <w:r>
               <w:rPr>
@@ -724,7 +724,7 @@
               <w:rPr>
                 <w:noProof/>
               </w:rPr>
-              <w:t>18</w:t>
+              <w:t>19</w:t>
             </w:r>
             <w:r>
               <w:rPr>
@@ -749,7 +749,7 @@
               <w14:ligatures w14:val="standardContextual"/>
             </w:rPr>
           </w:pPr>
-          <w:hyperlink w:anchor="_Toc241503056" w:history="1">
+          <w:hyperlink w:anchor="_Toc241599770" w:history="1">
             <w:r>
               <w:rPr>
                 <w:rStyle w:val="Hyperlink"/>
@@ -773,7 +773,7 @@
               <w:rPr>
                 <w:noProof/>
               </w:rPr>
-              <w:instrText xml:space="preserve"> PAGEREF _Toc241503056 \h </w:instrText>
+              <w:instrText xml:space="preserve"> PAGEREF _Toc241599770 \h </w:instrText>
             </w:r>
             <w:r>
               <w:rPr>
@@ -790,7 +790,7 @@
               <w:rPr>
                 <w:noProof/>
               </w:rPr>
-              <w:t>19</w:t>
+              <w:t>20</w:t>
             </w:r>
             <w:r>
               <w:rPr>
@@ -833,12 +833,6 @@
         <w:gridCol w:w="9638"/>
       </w:tblGrid>
       <w:tr>
-        <w:tblPrEx>
-          <w:tblCellMar>
-            <w:top w:w="0" w:type="dxa"/>
-            <w:bottom w:w="0" w:type="dxa"/>
-          </w:tblCellMar>
-        </w:tblPrEx>
         <w:tc>
           <w:tcPr>
             <w:tcW w:w="9638" w:type="dxa"/>
@@ -888,7 +882,7 @@
         <w:pStyle w:val="Heading1"/>
         <w:pageBreakBefore/>
       </w:pPr>
-      <w:bookmarkStart w:id="0" w:name="_Toc241503047"/>
+      <w:bookmarkStart w:id="0" w:name="_Toc241599761"/>
       <w:r>
         <w:lastRenderedPageBreak/>
         <w:t>1. What this package is and why it exists</w:t>
@@ -1028,7 +1022,7 @@
         <w:t>Controlled:</w:t>
       </w:r>
       <w:r>
-        <w:t xml:space="preserve"> a person approves the analysis, the E2E simulation, the test cases and the test run. Tests only ever run in a sandbox.</w:t>
+        <w:t xml:space="preserve"> a person chooses whether to analyse, answers the questions the analysis raises, and approves the E2E test cases, the test cases and the test run. Tests only ever run in a sandbox.</w:t>
       </w:r>
     </w:p>
     <w:p>
@@ -1076,7 +1070,7 @@
         <w:pStyle w:val="Heading1"/>
         <w:pageBreakBefore/>
       </w:pPr>
-      <w:bookmarkStart w:id="1" w:name="_Toc241503048"/>
+      <w:bookmarkStart w:id="1" w:name="_Toc241599762"/>
       <w:r>
         <w:lastRenderedPageBreak/>
         <w:t>2. The workflow: eight stages, one command</w:t>
@@ -1110,7 +1104,7 @@
         <w:t>Gate</w:t>
       </w:r>
       <w:r>
-        <w:t xml:space="preserve"> it asks a question with buttons and waits for your answer. Answering </w:t>
+        <w:t xml:space="preserve"> it asks a question with buttons and waits for your answer. Except at Stage 2, where you may choose to go straight to the test cases, and Stage 3, where answering the open questions is optional, answering </w:t>
       </w:r>
       <w:r>
         <w:rPr>
@@ -1147,12 +1141,6 @@
         <w:gridCol w:w="3084"/>
       </w:tblGrid>
       <w:tr>
-        <w:tblPrEx>
-          <w:tblCellMar>
-            <w:top w:w="0" w:type="dxa"/>
-            <w:bottom w:w="0" w:type="dxa"/>
-          </w:tblCellMar>
-        </w:tblPrEx>
         <w:trPr>
           <w:tblHeader/>
         </w:trPr>
@@ -1282,12 +1270,6 @@
         </w:tc>
       </w:tr>
       <w:tr>
-        <w:tblPrEx>
-          <w:tblCellMar>
-            <w:top w:w="0" w:type="dxa"/>
-            <w:bottom w:w="0" w:type="dxa"/>
-          </w:tblCellMar>
-        </w:tblPrEx>
         <w:tc>
           <w:tcPr>
             <w:tcW w:w="386" w:type="dxa"/>
@@ -1390,12 +1372,6 @@
         </w:tc>
       </w:tr>
       <w:tr>
-        <w:tblPrEx>
-          <w:tblCellMar>
-            <w:top w:w="0" w:type="dxa"/>
-            <w:bottom w:w="0" w:type="dxa"/>
-          </w:tblCellMar>
-        </w:tblPrEx>
         <w:tc>
           <w:tcPr>
             <w:tcW w:w="386" w:type="dxa"/>
@@ -1442,7 +1418,7 @@
               <w:spacing w:after="40"/>
             </w:pPr>
             <w:r>
-              <w:t>Approval to analyse (Gate)</w:t>
+              <w:t>Blast Radius Analysis, or straight to the test cases (Gate)</w:t>
             </w:r>
           </w:p>
         </w:tc>
@@ -1467,7 +1443,7 @@
               <w:spacing w:after="40"/>
             </w:pPr>
             <w:r>
-              <w:t>“2. Can I start the analysis based on the requirement against the local Salesforce metadata to identify the impacted areas and blast radius?”</w:t>
+              <w:t>“2. Do you want to perform a Blast Radius Analysis, or proceed directly with the test cases based on the uploaded document?” Blast Radius Analysis / Straight to the test cases / No</w:t>
             </w:r>
           </w:p>
         </w:tc>
@@ -1498,12 +1474,6 @@
         </w:tc>
       </w:tr>
       <w:tr>
-        <w:tblPrEx>
-          <w:tblCellMar>
-            <w:top w:w="0" w:type="dxa"/>
-            <w:bottom w:w="0" w:type="dxa"/>
-          </w:tblCellMar>
-        </w:tblPrEx>
         <w:tc>
           <w:tcPr>
             <w:tcW w:w="386" w:type="dxa"/>
@@ -1550,7 +1520,7 @@
               <w:spacing w:after="40"/>
             </w:pPr>
             <w:r>
-              <w:t>Impact analysis</w:t>
+              <w:t>Impact analysis, then the open questions</w:t>
             </w:r>
           </w:p>
         </w:tc>
@@ -1575,7 +1545,7 @@
               <w:spacing w:after="40"/>
             </w:pPr>
             <w:r>
-              <w:t>–</w:t>
+              <w:t>“Do you want to answer the blocking questions, or any other questions, before we proceed?” Yes, let me answer them / No, continue without answering</w:t>
             </w:r>
           </w:p>
         </w:tc>
@@ -1613,12 +1583,6 @@
         </w:tc>
       </w:tr>
       <w:tr>
-        <w:tblPrEx>
-          <w:tblCellMar>
-            <w:top w:w="0" w:type="dxa"/>
-            <w:bottom w:w="0" w:type="dxa"/>
-          </w:tblCellMar>
-        </w:tblPrEx>
         <w:tc>
           <w:tcPr>
             <w:tcW w:w="386" w:type="dxa"/>
@@ -1665,7 +1629,7 @@
               <w:spacing w:after="40"/>
             </w:pPr>
             <w:r>
-              <w:t>E2E Test Case Simulation (Gate)</w:t>
+              <w:t>End-to-End (E2E) test cases (Gate)</w:t>
             </w:r>
           </w:p>
         </w:tc>
@@ -1690,7 +1654,7 @@
               <w:spacing w:after="40"/>
             </w:pPr>
             <w:r>
-              <w:t>“3. Do you want to proceed with the End-to-End (E2E) Test Case Simulation?”</w:t>
+              <w:t>“Can I create the End-to-End (E2E) Test Cases file?”</w:t>
             </w:r>
           </w:p>
           <w:p>
@@ -1736,12 +1700,6 @@
         </w:tc>
       </w:tr>
       <w:tr>
-        <w:tblPrEx>
-          <w:tblCellMar>
-            <w:top w:w="0" w:type="dxa"/>
-            <w:bottom w:w="0" w:type="dxa"/>
-          </w:tblCellMar>
-        </w:tblPrEx>
         <w:tc>
           <w:tcPr>
             <w:tcW w:w="386" w:type="dxa"/>
@@ -1848,12 +1806,6 @@
         </w:tc>
       </w:tr>
       <w:tr>
-        <w:tblPrEx>
-          <w:tblCellMar>
-            <w:top w:w="0" w:type="dxa"/>
-            <w:bottom w:w="0" w:type="dxa"/>
-          </w:tblCellMar>
-        </w:tblPrEx>
         <w:tc>
           <w:tcPr>
             <w:tcW w:w="386" w:type="dxa"/>
@@ -1956,12 +1908,6 @@
         </w:tc>
       </w:tr>
       <w:tr>
-        <w:tblPrEx>
-          <w:tblCellMar>
-            <w:top w:w="0" w:type="dxa"/>
-            <w:bottom w:w="0" w:type="dxa"/>
-          </w:tblCellMar>
-        </w:tblPrEx>
         <w:tc>
           <w:tcPr>
             <w:tcW w:w="386" w:type="dxa"/>
@@ -2068,12 +2014,6 @@
         </w:tc>
       </w:tr>
       <w:tr>
-        <w:tblPrEx>
-          <w:tblCellMar>
-            <w:top w:w="0" w:type="dxa"/>
-            <w:bottom w:w="0" w:type="dxa"/>
-          </w:tblCellMar>
-        </w:tblPrEx>
         <w:tc>
           <w:tcPr>
             <w:tcW w:w="386" w:type="dxa"/>
@@ -2214,12 +2154,6 @@
         <w:gridCol w:w="9638"/>
       </w:tblGrid>
       <w:tr>
-        <w:tblPrEx>
-          <w:tblCellMar>
-            <w:top w:w="0" w:type="dxa"/>
-            <w:bottom w:w="0" w:type="dxa"/>
-          </w:tblCellMar>
-        </w:tblPrEx>
         <w:tc>
           <w:tcPr>
             <w:tcW w:w="9638" w:type="dxa"/>
@@ -2298,7 +2232,7 @@
                 <w:sz w:val="18"/>
                 <w:szCs w:val="18"/>
               </w:rPr>
-              <w:t xml:space="preserve">  2  Gate: start the analysis?        -&gt; Yes</w:t>
+              <w:t xml:space="preserve">  2  Gate: blast radius or straight?  -&gt; Blast Radius Analysis</w:t>
             </w:r>
           </w:p>
           <w:p>
@@ -2326,7 +2260,21 @@
                 <w:sz w:val="18"/>
                 <w:szCs w:val="18"/>
               </w:rPr>
-              <w:t xml:space="preserve">  4  Gate: run the E2E simulation?    -&gt; Yes, impacted areas | Yes, overall org</w:t>
+              <w:t xml:space="preserve">     Gate: answer the questions?     -&gt; Yes, answer them | No, carry on</w:t>
+            </w:r>
+          </w:p>
+          <w:p>
+            <w:pPr>
+              <w:spacing w:after="40"/>
+            </w:pPr>
+            <w:r>
+              <w:rPr>
+                <w:rFonts w:ascii="Consolas" w:eastAsia="Consolas" w:hAnsi="Consolas" w:cs="Consolas"/>
+                <w:color w:val="7A2E0E"/>
+                <w:sz w:val="18"/>
+                <w:szCs w:val="18"/>
+              </w:rPr>
+              <w:t xml:space="preserve">  4  Gate: create E2E test cases?    -&gt; Yes, impacted areas | Yes, overall org</w:t>
             </w:r>
           </w:p>
           <w:p>
@@ -2456,12 +2404,6 @@
         <w:gridCol w:w="9638"/>
       </w:tblGrid>
       <w:tr>
-        <w:tblPrEx>
-          <w:tblCellMar>
-            <w:top w:w="0" w:type="dxa"/>
-            <w:bottom w:w="0" w:type="dxa"/>
-          </w:tblCellMar>
-        </w:tblPrEx>
         <w:tc>
           <w:tcPr>
             <w:tcW w:w="9638" w:type="dxa"/>
@@ -2482,6 +2424,7 @@
                 <w:b/>
                 <w:bCs/>
               </w:rPr>
+              <w:lastRenderedPageBreak/>
               <w:t xml:space="preserve">Stopped or interrupted?  </w:t>
             </w:r>
             <w:r>
@@ -2513,7 +2456,7 @@
         <w:pStyle w:val="Heading1"/>
         <w:pageBreakBefore/>
       </w:pPr>
-      <w:bookmarkStart w:id="2" w:name="_Toc241503049"/>
+      <w:bookmarkStart w:id="2" w:name="_Toc241599763"/>
       <w:r>
         <w:lastRenderedPageBreak/>
         <w:t>3. Before you start: prerequisites</w:t>
@@ -2543,12 +2486,6 @@
         <w:gridCol w:w="2891"/>
       </w:tblGrid>
       <w:tr>
-        <w:tblPrEx>
-          <w:tblCellMar>
-            <w:top w:w="0" w:type="dxa"/>
-            <w:bottom w:w="0" w:type="dxa"/>
-          </w:tblCellMar>
-        </w:tblPrEx>
         <w:trPr>
           <w:tblHeader/>
         </w:trPr>
@@ -2647,12 +2584,6 @@
         </w:tc>
       </w:tr>
       <w:tr>
-        <w:tblPrEx>
-          <w:tblCellMar>
-            <w:top w:w="0" w:type="dxa"/>
-            <w:bottom w:w="0" w:type="dxa"/>
-          </w:tblCellMar>
-        </w:tblPrEx>
         <w:tc>
           <w:tcPr>
             <w:tcW w:w="3277" w:type="dxa"/>
@@ -2730,12 +2661,6 @@
         </w:tc>
       </w:tr>
       <w:tr>
-        <w:tblPrEx>
-          <w:tblCellMar>
-            <w:top w:w="0" w:type="dxa"/>
-            <w:bottom w:w="0" w:type="dxa"/>
-          </w:tblCellMar>
-        </w:tblPrEx>
         <w:tc>
           <w:tcPr>
             <w:tcW w:w="3277" w:type="dxa"/>
@@ -2819,12 +2744,6 @@
         </w:tc>
       </w:tr>
       <w:tr>
-        <w:tblPrEx>
-          <w:tblCellMar>
-            <w:top w:w="0" w:type="dxa"/>
-            <w:bottom w:w="0" w:type="dxa"/>
-          </w:tblCellMar>
-        </w:tblPrEx>
         <w:tc>
           <w:tcPr>
             <w:tcW w:w="3277" w:type="dxa"/>
@@ -2908,12 +2827,6 @@
         </w:tc>
       </w:tr>
       <w:tr>
-        <w:tblPrEx>
-          <w:tblCellMar>
-            <w:top w:w="0" w:type="dxa"/>
-            <w:bottom w:w="0" w:type="dxa"/>
-          </w:tblCellMar>
-        </w:tblPrEx>
         <w:tc>
           <w:tcPr>
             <w:tcW w:w="3277" w:type="dxa"/>
@@ -2960,7 +2873,7 @@
               <w:spacing w:after="40"/>
             </w:pPr>
             <w:r>
-              <w:t>This is the metadata the impact analysis and E2E simulation are based on</w:t>
+              <w:t>This is the metadata the impact analysis and the E2E test cases are based on</w:t>
             </w:r>
           </w:p>
         </w:tc>
@@ -3012,12 +2925,6 @@
         </w:tc>
       </w:tr>
       <w:tr>
-        <w:tblPrEx>
-          <w:tblCellMar>
-            <w:top w:w="0" w:type="dxa"/>
-            <w:bottom w:w="0" w:type="dxa"/>
-          </w:tblCellMar>
-        </w:tblPrEx>
         <w:tc>
           <w:tcPr>
             <w:tcW w:w="3277" w:type="dxa"/>
@@ -3101,12 +3008,6 @@
         </w:tc>
       </w:tr>
       <w:tr>
-        <w:tblPrEx>
-          <w:tblCellMar>
-            <w:top w:w="0" w:type="dxa"/>
-            <w:bottom w:w="0" w:type="dxa"/>
-          </w:tblCellMar>
-        </w:tblPrEx>
         <w:tc>
           <w:tcPr>
             <w:tcW w:w="3277" w:type="dxa"/>
@@ -3178,7 +3079,7 @@
               <w:spacing w:after="40"/>
             </w:pPr>
             <w:r>
-              <w:t>You can open github.com/muthuram-n/spt-regression-plugin</w:t>
+              <w:t>You can open github.com/spt-team/spt-regression-plugin</w:t>
             </w:r>
           </w:p>
         </w:tc>
@@ -3189,7 +3090,7 @@
         <w:pStyle w:val="Heading1"/>
         <w:pageBreakBefore/>
       </w:pPr>
-      <w:bookmarkStart w:id="3" w:name="_Toc241503050"/>
+      <w:bookmarkStart w:id="3" w:name="_Toc241599764"/>
       <w:r>
         <w:lastRenderedPageBreak/>
         <w:t>4. One-time setup</w:t>
@@ -3241,12 +3142,6 @@
         <w:gridCol w:w="9638"/>
       </w:tblGrid>
       <w:tr>
-        <w:tblPrEx>
-          <w:tblCellMar>
-            <w:top w:w="0" w:type="dxa"/>
-            <w:bottom w:w="0" w:type="dxa"/>
-          </w:tblCellMar>
-        </w:tblPrEx>
         <w:tc>
           <w:tcPr>
             <w:tcW w:w="9638" w:type="dxa"/>
@@ -3269,7 +3164,7 @@
                 <w:sz w:val="18"/>
                 <w:szCs w:val="18"/>
               </w:rPr>
-              <w:t>/plugin marketplace add https://github.com/muthuram-n/spt-regression-plugin.git</w:t>
+              <w:t>/plugin marketplace add https://github.com/spt-team/spt-regression-plugin.git</w:t>
             </w:r>
           </w:p>
           <w:p>
@@ -3323,12 +3218,6 @@
         <w:gridCol w:w="9638"/>
       </w:tblGrid>
       <w:tr>
-        <w:tblPrEx>
-          <w:tblCellMar>
-            <w:top w:w="0" w:type="dxa"/>
-            <w:bottom w:w="0" w:type="dxa"/>
-          </w:tblCellMar>
-        </w:tblPrEx>
         <w:tc>
           <w:tcPr>
             <w:tcW w:w="9638" w:type="dxa"/>
@@ -3351,7 +3240,7 @@
                 <w:sz w:val="18"/>
                 <w:szCs w:val="18"/>
               </w:rPr>
-              <w:t>claude plugin marketplace add https://github.com/muthuram-n/spt-regression-plugin.git &amp;&amp; claude plugin install spt@spt-marketplace</w:t>
+              <w:t>claude plugin marketplace add https://github.com/spt-team/spt-regression-plugin.git &amp;&amp; claude plugin install spt@spt-marketplace</w:t>
             </w:r>
           </w:p>
         </w:tc>
@@ -3415,12 +3304,6 @@
         <w:gridCol w:w="9638"/>
       </w:tblGrid>
       <w:tr>
-        <w:tblPrEx>
-          <w:tblCellMar>
-            <w:top w:w="0" w:type="dxa"/>
-            <w:bottom w:w="0" w:type="dxa"/>
-          </w:tblCellMar>
-        </w:tblPrEx>
         <w:tc>
           <w:tcPr>
             <w:tcW w:w="9638" w:type="dxa"/>
@@ -3453,7 +3336,7 @@
                 <w:sz w:val="19"/>
                 <w:szCs w:val="19"/>
               </w:rPr>
-              <w:t>muthuram-n/spt-regression-plugin</w:t>
+              <w:t>spt-team/spt-regression-plugin</w:t>
             </w:r>
             <w:r>
               <w:t xml:space="preserve"> downloads over SSH and fails with “Plugin spt not found in marketplace” on machines without a GitHub SSH key.</w:t>
@@ -3488,12 +3371,6 @@
         <w:gridCol w:w="9638"/>
       </w:tblGrid>
       <w:tr>
-        <w:tblPrEx>
-          <w:tblCellMar>
-            <w:top w:w="0" w:type="dxa"/>
-            <w:bottom w:w="0" w:type="dxa"/>
-          </w:tblCellMar>
-        </w:tblPrEx>
         <w:tc>
           <w:tcPr>
             <w:tcW w:w="9638" w:type="dxa"/>
@@ -3621,12 +3498,6 @@
         <w:gridCol w:w="9638"/>
       </w:tblGrid>
       <w:tr>
-        <w:tblPrEx>
-          <w:tblCellMar>
-            <w:top w:w="0" w:type="dxa"/>
-            <w:bottom w:w="0" w:type="dxa"/>
-          </w:tblCellMar>
-        </w:tblPrEx>
         <w:tc>
           <w:tcPr>
             <w:tcW w:w="9638" w:type="dxa"/>
@@ -3873,12 +3744,6 @@
         <w:gridCol w:w="6747"/>
       </w:tblGrid>
       <w:tr>
-        <w:tblPrEx>
-          <w:tblCellMar>
-            <w:top w:w="0" w:type="dxa"/>
-            <w:bottom w:w="0" w:type="dxa"/>
-          </w:tblCellMar>
-        </w:tblPrEx>
         <w:trPr>
           <w:tblHeader/>
         </w:trPr>
@@ -3946,12 +3811,6 @@
         </w:tc>
       </w:tr>
       <w:tr>
-        <w:tblPrEx>
-          <w:tblCellMar>
-            <w:top w:w="0" w:type="dxa"/>
-            <w:bottom w:w="0" w:type="dxa"/>
-          </w:tblCellMar>
-        </w:tblPrEx>
         <w:tc>
           <w:tcPr>
             <w:tcW w:w="2891" w:type="dxa"/>
@@ -4004,12 +3863,6 @@
         </w:tc>
       </w:tr>
       <w:tr>
-        <w:tblPrEx>
-          <w:tblCellMar>
-            <w:top w:w="0" w:type="dxa"/>
-            <w:bottom w:w="0" w:type="dxa"/>
-          </w:tblCellMar>
-        </w:tblPrEx>
         <w:tc>
           <w:tcPr>
             <w:tcW w:w="2891" w:type="dxa"/>
@@ -4071,12 +3924,6 @@
         </w:tc>
       </w:tr>
       <w:tr>
-        <w:tblPrEx>
-          <w:tblCellMar>
-            <w:top w:w="0" w:type="dxa"/>
-            <w:bottom w:w="0" w:type="dxa"/>
-          </w:tblCellMar>
-        </w:tblPrEx>
         <w:tc>
           <w:tcPr>
             <w:tcW w:w="2891" w:type="dxa"/>
@@ -4129,12 +3976,6 @@
         </w:tc>
       </w:tr>
       <w:tr>
-        <w:tblPrEx>
-          <w:tblCellMar>
-            <w:top w:w="0" w:type="dxa"/>
-            <w:bottom w:w="0" w:type="dxa"/>
-          </w:tblCellMar>
-        </w:tblPrEx>
         <w:tc>
           <w:tcPr>
             <w:tcW w:w="2891" w:type="dxa"/>
@@ -4187,12 +4028,6 @@
         </w:tc>
       </w:tr>
       <w:tr>
-        <w:tblPrEx>
-          <w:tblCellMar>
-            <w:top w:w="0" w:type="dxa"/>
-            <w:bottom w:w="0" w:type="dxa"/>
-          </w:tblCellMar>
-        </w:tblPrEx>
         <w:tc>
           <w:tcPr>
             <w:tcW w:w="2891" w:type="dxa"/>
@@ -4263,12 +4098,6 @@
         </w:tc>
       </w:tr>
       <w:tr>
-        <w:tblPrEx>
-          <w:tblCellMar>
-            <w:top w:w="0" w:type="dxa"/>
-            <w:bottom w:w="0" w:type="dxa"/>
-          </w:tblCellMar>
-        </w:tblPrEx>
         <w:tc>
           <w:tcPr>
             <w:tcW w:w="2891" w:type="dxa"/>
@@ -4321,12 +4150,6 @@
         </w:tc>
       </w:tr>
       <w:tr>
-        <w:tblPrEx>
-          <w:tblCellMar>
-            <w:top w:w="0" w:type="dxa"/>
-            <w:bottom w:w="0" w:type="dxa"/>
-          </w:tblCellMar>
-        </w:tblPrEx>
         <w:tc>
           <w:tcPr>
             <w:tcW w:w="2891" w:type="dxa"/>
@@ -4429,7 +4252,7 @@
         <w:pStyle w:val="Heading1"/>
         <w:pageBreakBefore/>
       </w:pPr>
-      <w:bookmarkStart w:id="4" w:name="_Toc241503051"/>
+      <w:bookmarkStart w:id="4" w:name="_Toc241599765"/>
       <w:r>
         <w:lastRenderedPageBreak/>
         <w:t>5. Running /spt:start stage by stage</w:t>
@@ -4473,12 +4296,6 @@
         <w:gridCol w:w="9638"/>
       </w:tblGrid>
       <w:tr>
-        <w:tblPrEx>
-          <w:tblCellMar>
-            <w:top w:w="0" w:type="dxa"/>
-            <w:bottom w:w="0" w:type="dxa"/>
-          </w:tblCellMar>
-        </w:tblPrEx>
         <w:tc>
           <w:tcPr>
             <w:tcW w:w="9638" w:type="dxa"/>
@@ -4648,7 +4465,7 @@
         <w:pStyle w:val="Heading2"/>
       </w:pPr>
       <w:r>
-        <w:t>5.2 Stage 2: Approval to analyse</w:t>
+        <w:t>5.2 Stage 2: Blast Radius Analysis, or straight to the test cases</w:t>
       </w:r>
     </w:p>
     <w:tbl>
@@ -4672,12 +4489,6 @@
         <w:gridCol w:w="9638"/>
       </w:tblGrid>
       <w:tr>
-        <w:tblPrEx>
-          <w:tblCellMar>
-            <w:top w:w="0" w:type="dxa"/>
-            <w:bottom w:w="0" w:type="dxa"/>
-          </w:tblCellMar>
-        </w:tblPrEx>
         <w:tc>
           <w:tcPr>
             <w:tcW w:w="9638" w:type="dxa"/>
@@ -4706,7 +4517,7 @@
                 <w:b/>
                 <w:bCs/>
               </w:rPr>
-              <w:t>2. Can I start the analysis based on the requirement against the local Salesforce metadata to identify the impacted areas and blast radius?</w:t>
+              <w:t>2. Do you want to perform a Blast Radius Analysis, or proceed directly with the test cases based on the uploaded document?</w:t>
             </w:r>
           </w:p>
           <w:p>
@@ -4721,7 +4532,10 @@
                 <w:b/>
                 <w:bCs/>
               </w:rPr>
-              <w:t>Yes, start the analysis</w:t>
+              <w:t>Yes, run the Blast Radius Analysis</w:t>
+            </w:r>
+            <w:r>
+              <w:t xml:space="preserve"> (Recommended): analyse the requirement against the local Salesforce metadata first, to identify the impacted areas and the blast radius. The test cases are then based on what the metadata shows.</w:t>
             </w:r>
           </w:p>
           <w:p>
@@ -4736,12 +4550,46 @@
                 <w:b/>
                 <w:bCs/>
               </w:rPr>
+              <w:t>No, go straight to the test cases</w:t>
+            </w:r>
+            <w:r>
+              <w:t>: skip the impact analysis and the E2E test cases, and generate the Regression Test Pack from the uploaded document alone. Quicker, but the test cases are not backed by the metadata and coverage of impacted components cannot be shown.</w:t>
+            </w:r>
+          </w:p>
+          <w:p>
+            <w:pPr>
+              <w:spacing w:after="40"/>
+            </w:pPr>
+            <w:r>
+              <w:t xml:space="preserve">     ▸ </w:t>
+            </w:r>
+            <w:r>
+              <w:rPr>
+                <w:b/>
+                <w:bCs/>
+              </w:rPr>
               <w:t>No, stop here</w:t>
+            </w:r>
+            <w:r>
+              <w:t>: nothing is analysed, and you can resume later with /spt:start.</w:t>
             </w:r>
           </w:p>
         </w:tc>
       </w:tr>
     </w:tbl>
+    <w:p>
+      <w:pPr>
+        <w:spacing w:after="80"/>
+      </w:pPr>
+    </w:p>
+    <w:p>
+      <w:pPr>
+        <w:spacing w:after="40"/>
+      </w:pPr>
+      <w:r>
+        <w:t>Going straight to the test cases is meant for small, well-understood changes, or when you have already done the impact analysis by hand. Stages 3 and 4 are skipped, the Regression Test Pack in Stage 5 is written from the requirement alone, and any expected result that the metadata does not confirm is marked as an assumption. Everything from Stage 5 onwards, including the approval and the sandbox run, is unchanged.</w:t>
+      </w:r>
+    </w:p>
     <w:p>
       <w:pPr>
         <w:spacing w:after="80"/>
@@ -4841,6 +4689,7 @@
         <w:spacing w:after="120"/>
       </w:pPr>
       <w:r>
+        <w:lastRenderedPageBreak/>
         <w:t>As soon as the analysis is finished, the plugin tells you where the file is, before anything else:</w:t>
       </w:r>
     </w:p>
@@ -4865,12 +4714,6 @@
         <w:gridCol w:w="9638"/>
       </w:tblGrid>
       <w:tr>
-        <w:tblPrEx>
-          <w:tblCellMar>
-            <w:top w:w="0" w:type="dxa"/>
-            <w:bottom w:w="0" w:type="dxa"/>
-          </w:tblCellMar>
-        </w:tblPrEx>
         <w:tc>
           <w:tcPr>
             <w:tcW w:w="9638" w:type="dxa"/>
@@ -4939,7 +4782,6 @@
         <w:spacing w:after="120"/>
       </w:pPr>
       <w:r>
-        <w:lastRenderedPageBreak/>
         <w:t xml:space="preserve">Click the link to open it, or in VS Code right-click the file and choose </w:t>
       </w:r>
       <w:r>
@@ -4975,12 +4817,6 @@
         <w:gridCol w:w="6554"/>
       </w:tblGrid>
       <w:tr>
-        <w:tblPrEx>
-          <w:tblCellMar>
-            <w:top w:w="0" w:type="dxa"/>
-            <w:bottom w:w="0" w:type="dxa"/>
-          </w:tblCellMar>
-        </w:tblPrEx>
         <w:trPr>
           <w:tblHeader/>
         </w:trPr>
@@ -5048,12 +4884,6 @@
         </w:tc>
       </w:tr>
       <w:tr>
-        <w:tblPrEx>
-          <w:tblCellMar>
-            <w:top w:w="0" w:type="dxa"/>
-            <w:bottom w:w="0" w:type="dxa"/>
-          </w:tblCellMar>
-        </w:tblPrEx>
         <w:tc>
           <w:tcPr>
             <w:tcW w:w="3084" w:type="dxa"/>
@@ -5106,12 +4936,6 @@
         </w:tc>
       </w:tr>
       <w:tr>
-        <w:tblPrEx>
-          <w:tblCellMar>
-            <w:top w:w="0" w:type="dxa"/>
-            <w:bottom w:w="0" w:type="dxa"/>
-          </w:tblCellMar>
-        </w:tblPrEx>
         <w:tc>
           <w:tcPr>
             <w:tcW w:w="3084" w:type="dxa"/>
@@ -5164,12 +4988,6 @@
         </w:tc>
       </w:tr>
       <w:tr>
-        <w:tblPrEx>
-          <w:tblCellMar>
-            <w:top w:w="0" w:type="dxa"/>
-            <w:bottom w:w="0" w:type="dxa"/>
-          </w:tblCellMar>
-        </w:tblPrEx>
         <w:tc>
           <w:tcPr>
             <w:tcW w:w="3084" w:type="dxa"/>
@@ -5222,12 +5040,6 @@
         </w:tc>
       </w:tr>
       <w:tr>
-        <w:tblPrEx>
-          <w:tblCellMar>
-            <w:top w:w="0" w:type="dxa"/>
-            <w:bottom w:w="0" w:type="dxa"/>
-          </w:tblCellMar>
-        </w:tblPrEx>
         <w:tc>
           <w:tcPr>
             <w:tcW w:w="3084" w:type="dxa"/>
@@ -5280,12 +5092,6 @@
         </w:tc>
       </w:tr>
       <w:tr>
-        <w:tblPrEx>
-          <w:tblCellMar>
-            <w:top w:w="0" w:type="dxa"/>
-            <w:bottom w:w="0" w:type="dxa"/>
-          </w:tblCellMar>
-        </w:tblPrEx>
         <w:tc>
           <w:tcPr>
             <w:tcW w:w="3084" w:type="dxa"/>
@@ -5338,12 +5144,6 @@
         </w:tc>
       </w:tr>
       <w:tr>
-        <w:tblPrEx>
-          <w:tblCellMar>
-            <w:top w:w="0" w:type="dxa"/>
-            <w:bottom w:w="0" w:type="dxa"/>
-          </w:tblCellMar>
-        </w:tblPrEx>
         <w:tc>
           <w:tcPr>
             <w:tcW w:w="3084" w:type="dxa"/>
@@ -5396,12 +5196,6 @@
         </w:tc>
       </w:tr>
       <w:tr>
-        <w:tblPrEx>
-          <w:tblCellMar>
-            <w:top w:w="0" w:type="dxa"/>
-            <w:bottom w:w="0" w:type="dxa"/>
-          </w:tblCellMar>
-        </w:tblPrEx>
         <w:tc>
           <w:tcPr>
             <w:tcW w:w="3084" w:type="dxa"/>
@@ -5454,12 +5248,6 @@
         </w:tc>
       </w:tr>
       <w:tr>
-        <w:tblPrEx>
-          <w:tblCellMar>
-            <w:top w:w="0" w:type="dxa"/>
-            <w:bottom w:w="0" w:type="dxa"/>
-          </w:tblCellMar>
-        </w:tblPrEx>
         <w:tc>
           <w:tcPr>
             <w:tcW w:w="3084" w:type="dxa"/>
@@ -5527,10 +5315,160 @@
     </w:p>
     <w:p>
       <w:pPr>
+        <w:pStyle w:val="Heading3"/>
+      </w:pPr>
+      <w:r>
+        <w:t>Answering the open questions</w:t>
+      </w:r>
+    </w:p>
+    <w:p>
+      <w:pPr>
+        <w:spacing w:after="40"/>
+      </w:pPr>
+      <w:r>
+        <w:t>Once the Impact Analysis document has been generated and presented to you, the plugin asks whether you want to answer the questions it raised before going any further:</w:t>
+      </w:r>
+    </w:p>
+    <w:tbl>
+      <w:tblPr>
+        <w:tblW w:w="9638" w:type="dxa"/>
+        <w:tblLook w:val="0000" w:firstRow="0" w:lastRow="0" w:firstColumn="0" w:lastColumn="0" w:noHBand="0" w:noVBand="0"/>
+      </w:tblPr>
+      <w:tblGrid>
+        <w:gridCol w:w="9638"/>
+      </w:tblGrid>
+      <w:tr>
+        <w:tc>
+          <w:tcPr>
+            <w:tcW w:w="9638" w:type="dxa"/>
+            <w:shd w:val="clear" w:color="auto" w:fill="FFF4DB"/>
+            <w:tcMar>
+              <w:top w:w="100" w:type="dxa"/>
+              <w:left w:w="160" w:type="dxa"/>
+              <w:bottom w:w="100" w:type="dxa"/>
+              <w:right w:w="160" w:type="dxa"/>
+            </w:tcMar>
+          </w:tcPr>
+          <w:p>
+            <w:pPr>
+              <w:spacing w:after="40"/>
+            </w:pPr>
+            <w:r>
+              <w:rPr>
+                <w:b/>
+                <w:bCs/>
+                <w:color w:val="1F4E79"/>
+              </w:rPr>
+              <w:t xml:space="preserve">The plugin asks:  </w:t>
+            </w:r>
+            <w:r>
+              <w:rPr>
+                <w:b/>
+                <w:bCs/>
+              </w:rPr>
+              <w:t>Do you want to answer the blocking questions, or any other questions, before we proceed?</w:t>
+            </w:r>
+          </w:p>
+          <w:p>
+            <w:pPr>
+              <w:spacing w:after="40"/>
+            </w:pPr>
+            <w:r>
+              <w:t xml:space="preserve">     ▸ </w:t>
+            </w:r>
+            <w:r>
+              <w:rPr>
+                <w:b/>
+                <w:bCs/>
+              </w:rPr>
+              <w:t>Yes, let me answer them</w:t>
+            </w:r>
+            <w:r>
+              <w:t>: the open questions are put to you as a numbered list, blocking ones first, each with a line on why it matters and what your answer will change.</w:t>
+            </w:r>
+          </w:p>
+          <w:p>
+            <w:pPr>
+              <w:spacing w:after="40"/>
+            </w:pPr>
+            <w:r>
+              <w:t xml:space="preserve">     ▸ </w:t>
+            </w:r>
+            <w:r>
+              <w:rPr>
+                <w:b/>
+                <w:bCs/>
+              </w:rPr>
+              <w:t>No, continue without answering</w:t>
+            </w:r>
+            <w:r>
+              <w:t>: the questions stay open and are carried into the analysis as assumptions.</w:t>
+            </w:r>
+          </w:p>
+        </w:tc>
+      </w:tr>
+    </w:tbl>
+    <w:p>
+      <w:pPr>
+        <w:spacing w:after="80"/>
+      </w:pPr>
+    </w:p>
+    <w:p>
+      <w:pPr>
+        <w:spacing w:after="40"/>
+      </w:pPr>
+      <w:r>
+        <w:t xml:space="preserve">This is the one gate where </w:t>
+      </w:r>
+      <w:r>
+        <w:rPr>
+          <w:b/>
+          <w:bCs/>
+        </w:rPr>
+        <w:t>No</w:t>
+      </w:r>
+      <w:r>
+        <w:t xml:space="preserve"> does not stop the workflow; it simply moves on to Stage 4. You can answer all of the questions, answer only some, say “skip” for any single question, and raise anything else about the analysis at the same time.</w:t>
+      </w:r>
+    </w:p>
+    <w:p>
+      <w:pPr>
+        <w:spacing w:after="80"/>
+      </w:pPr>
+    </w:p>
+    <w:p>
+      <w:pPr>
+        <w:spacing w:after="40"/>
+      </w:pPr>
+      <w:r>
+        <w:t xml:space="preserve">Each answer is recorded in the run folder and moved into the resolved questions list, together with the component, risk or affected area it corrects. The blast radius files are updated, impact-analysis.xlsx is </w:t>
+      </w:r>
+      <w:r>
+        <w:lastRenderedPageBreak/>
+        <w:t xml:space="preserve">regenerated, and the plugin shows you where the updated file is. The E2E test cases in Stage 4 then treat an answered question as fact; a question you left open keeps the steps that depend on it at </w:t>
+      </w:r>
+      <w:r>
+        <w:rPr>
+          <w:b/>
+          <w:bCs/>
+        </w:rPr>
+        <w:t>At risk</w:t>
+      </w:r>
+      <w:r>
+        <w:t xml:space="preserve"> rather than Pass. It is worth answering the blocking ones.</w:t>
+      </w:r>
+    </w:p>
+    <w:p>
+      <w:pPr>
+        <w:spacing w:after="80"/>
+      </w:pPr>
+    </w:p>
+    <w:p>
+      <w:pPr>
         <w:pStyle w:val="Heading2"/>
       </w:pPr>
       <w:r>
-        <w:t>5.4 Stage 4: End-to-End (E2E) Test Case Simulation</w:t>
+        <w:t>5.4 Stage 4: End-to-End (E2E) test cases</w:t>
       </w:r>
     </w:p>
     <w:p>
@@ -5538,7 +5476,7 @@
         <w:spacing w:after="120"/>
       </w:pPr>
       <w:r>
-        <w:t xml:space="preserve">The E2E Test Case Simulation walks through complete business processes (for example create → update → approve → close) step by step, using your local Salesforce metadata, and predicts where each step would pass, be at risk or fail. It is a simulation only: </w:t>
+        <w:t xml:space="preserve">The End-to-End (E2E) test cases walk through complete business processes (for example create → update → approve → close) step by step, using your local Salesforce metadata, and predict where each step would pass, be at risk or fail. They are written from the metadata only: </w:t>
       </w:r>
       <w:r>
         <w:rPr>
@@ -5548,7 +5486,7 @@
         <w:t>no records are created and nothing runs in any org.</w:t>
       </w:r>
       <w:r>
-        <w:t xml:space="preserve"> It helps you see problems before any test is written, and it feeds the test cases in Stage 5.</w:t>
+        <w:t xml:space="preserve"> They help you see problems before any test is written, and they feed the test cases in Stage 5.</w:t>
       </w:r>
     </w:p>
     <w:tbl>
@@ -5572,12 +5510,6 @@
         <w:gridCol w:w="9638"/>
       </w:tblGrid>
       <w:tr>
-        <w:tblPrEx>
-          <w:tblCellMar>
-            <w:top w:w="0" w:type="dxa"/>
-            <w:bottom w:w="0" w:type="dxa"/>
-          </w:tblCellMar>
-        </w:tblPrEx>
         <w:tc>
           <w:tcPr>
             <w:tcW w:w="9638" w:type="dxa"/>
@@ -5606,7 +5538,7 @@
                 <w:b/>
                 <w:bCs/>
               </w:rPr>
-              <w:t>3. Do you want to proceed with the End-to-End (E2E) Test Case Simulation?</w:t>
+              <w:t>Can I create the End-to-End (E2E) Test Cases file?</w:t>
             </w:r>
           </w:p>
           <w:p>
@@ -5624,7 +5556,7 @@
               <w:t>Yes, impacted areas only</w:t>
             </w:r>
             <w:r>
-              <w:t xml:space="preserve"> (Recommended): simulate the business flows that pass through the impacted areas and blast radius from Stage 3. Focused and quicker.</w:t>
+              <w:t xml:space="preserve"> (Recommended): build the E2E test cases for the business flows that pass through the impacted areas and blast radius from Stage 3. Focused and quicker.</w:t>
             </w:r>
           </w:p>
           <w:p>
@@ -5642,7 +5574,7 @@
               <w:t>Yes, overall org metadata</w:t>
             </w:r>
             <w:r>
-              <w:t>: simulate business flows across the whole org metadata, including related processes outside the blast radius that share the same objects. Wider coverage; takes longer.</w:t>
+              <w:t>: build the E2E test cases across the whole org metadata, including related processes outside the blast radius that share the same objects. Wider coverage; takes longer.</w:t>
             </w:r>
           </w:p>
           <w:p>
@@ -5666,6 +5598,19 @@
         </w:tc>
       </w:tr>
     </w:tbl>
+    <w:p>
+      <w:pPr>
+        <w:spacing w:after="80"/>
+      </w:pPr>
+    </w:p>
+    <w:p>
+      <w:pPr>
+        <w:spacing w:after="40"/>
+      </w:pPr>
+      <w:r>
+        <w:t>The question is a pop-up prompt in VS Code: accept it and the plugin analyses the overall requirement against the Salesforce metadata available locally in your workspace, then writes the complete E2E test cases for the identified impact areas.</w:t>
+      </w:r>
+    </w:p>
     <w:p>
       <w:pPr>
         <w:spacing w:after="80"/>
@@ -5701,12 +5646,6 @@
         <w:gridCol w:w="6939"/>
       </w:tblGrid>
       <w:tr>
-        <w:tblPrEx>
-          <w:tblCellMar>
-            <w:top w:w="0" w:type="dxa"/>
-            <w:bottom w:w="0" w:type="dxa"/>
-          </w:tblCellMar>
-        </w:tblPrEx>
         <w:trPr>
           <w:tblHeader/>
         </w:trPr>
@@ -5774,12 +5713,6 @@
         </w:tc>
       </w:tr>
       <w:tr>
-        <w:tblPrEx>
-          <w:tblCellMar>
-            <w:top w:w="0" w:type="dxa"/>
-            <w:bottom w:w="0" w:type="dxa"/>
-          </w:tblCellMar>
-        </w:tblPrEx>
         <w:tc>
           <w:tcPr>
             <w:tcW w:w="2699" w:type="dxa"/>
@@ -5832,12 +5765,6 @@
         </w:tc>
       </w:tr>
       <w:tr>
-        <w:tblPrEx>
-          <w:tblCellMar>
-            <w:top w:w="0" w:type="dxa"/>
-            <w:bottom w:w="0" w:type="dxa"/>
-          </w:tblCellMar>
-        </w:tblPrEx>
         <w:tc>
           <w:tcPr>
             <w:tcW w:w="2699" w:type="dxa"/>
@@ -5900,8 +5827,7 @@
         <w:spacing w:after="120"/>
       </w:pPr>
       <w:r>
-        <w:lastRenderedPageBreak/>
-        <w:t>For each business flow, the simulation lists every user or system step, the automations that fire in Salesforce order of execution (before-save flows, before triggers, validation rules, duplicate rules, after triggers, after-save flows, roll-ups, async jobs), the expected result and the predicted result. Each step gets a status:</w:t>
+        <w:t>For each business flow, the E2E test cases list every user or system step, the automations that fire in Salesforce order of execution (before-save flows, before triggers, validation rules, duplicate rules, after triggers, after-save flows, roll-ups, async jobs), the expected result and the predicted result. Each step gets a status:</w:t>
       </w:r>
     </w:p>
     <w:tbl>
@@ -5926,12 +5852,6 @@
         <w:gridCol w:w="8096"/>
       </w:tblGrid>
       <w:tr>
-        <w:tblPrEx>
-          <w:tblCellMar>
-            <w:top w:w="0" w:type="dxa"/>
-            <w:bottom w:w="0" w:type="dxa"/>
-          </w:tblCellMar>
-        </w:tblPrEx>
         <w:trPr>
           <w:tblHeader/>
         </w:trPr>
@@ -5999,12 +5919,6 @@
         </w:tc>
       </w:tr>
       <w:tr>
-        <w:tblPrEx>
-          <w:tblCellMar>
-            <w:top w:w="0" w:type="dxa"/>
-            <w:bottom w:w="0" w:type="dxa"/>
-          </w:tblCellMar>
-        </w:tblPrEx>
         <w:tc>
           <w:tcPr>
             <w:tcW w:w="1542" w:type="dxa"/>
@@ -6057,12 +5971,6 @@
         </w:tc>
       </w:tr>
       <w:tr>
-        <w:tblPrEx>
-          <w:tblCellMar>
-            <w:top w:w="0" w:type="dxa"/>
-            <w:bottom w:w="0" w:type="dxa"/>
-          </w:tblCellMar>
-        </w:tblPrEx>
         <w:tc>
           <w:tcPr>
             <w:tcW w:w="1542" w:type="dxa"/>
@@ -6115,12 +6023,6 @@
         </w:tc>
       </w:tr>
       <w:tr>
-        <w:tblPrEx>
-          <w:tblCellMar>
-            <w:top w:w="0" w:type="dxa"/>
-            <w:bottom w:w="0" w:type="dxa"/>
-          </w:tblCellMar>
-        </w:tblPrEx>
         <w:tc>
           <w:tcPr>
             <w:tcW w:w="1542" w:type="dxa"/>
@@ -6183,7 +6085,7 @@
         <w:spacing w:after="120"/>
       </w:pPr>
       <w:r>
-        <w:t xml:space="preserve">When the simulation is finished, the plugin shows where </w:t>
+        <w:t xml:space="preserve">When the E2E test cases are ready, the plugin shows where </w:t>
       </w:r>
       <w:r>
         <w:rPr>
@@ -6218,12 +6120,6 @@
         <w:gridCol w:w="6554"/>
       </w:tblGrid>
       <w:tr>
-        <w:tblPrEx>
-          <w:tblCellMar>
-            <w:top w:w="0" w:type="dxa"/>
-            <w:bottom w:w="0" w:type="dxa"/>
-          </w:tblCellMar>
-        </w:tblPrEx>
         <w:trPr>
           <w:tblHeader/>
         </w:trPr>
@@ -6291,12 +6187,6 @@
         </w:tc>
       </w:tr>
       <w:tr>
-        <w:tblPrEx>
-          <w:tblCellMar>
-            <w:top w:w="0" w:type="dxa"/>
-            <w:bottom w:w="0" w:type="dxa"/>
-          </w:tblCellMar>
-        </w:tblPrEx>
         <w:tc>
           <w:tcPr>
             <w:tcW w:w="3084" w:type="dxa"/>
@@ -6349,12 +6239,6 @@
         </w:tc>
       </w:tr>
       <w:tr>
-        <w:tblPrEx>
-          <w:tblCellMar>
-            <w:top w:w="0" w:type="dxa"/>
-            <w:bottom w:w="0" w:type="dxa"/>
-          </w:tblCellMar>
-        </w:tblPrEx>
         <w:tc>
           <w:tcPr>
             <w:tcW w:w="3084" w:type="dxa"/>
@@ -6376,6 +6260,7 @@
               <w:spacing w:after="40"/>
             </w:pPr>
             <w:r>
+              <w:lastRenderedPageBreak/>
               <w:t>E2E Flows</w:t>
             </w:r>
           </w:p>
@@ -6407,12 +6292,6 @@
         </w:tc>
       </w:tr>
       <w:tr>
-        <w:tblPrEx>
-          <w:tblCellMar>
-            <w:top w:w="0" w:type="dxa"/>
-            <w:bottom w:w="0" w:type="dxa"/>
-          </w:tblCellMar>
-        </w:tblPrEx>
         <w:tc>
           <w:tcPr>
             <w:tcW w:w="3084" w:type="dxa"/>
@@ -6465,12 +6344,6 @@
         </w:tc>
       </w:tr>
       <w:tr>
-        <w:tblPrEx>
-          <w:tblCellMar>
-            <w:top w:w="0" w:type="dxa"/>
-            <w:bottom w:w="0" w:type="dxa"/>
-          </w:tblCellMar>
-        </w:tblPrEx>
         <w:tc>
           <w:tcPr>
             <w:tcW w:w="3084" w:type="dxa"/>
@@ -6523,12 +6396,6 @@
         </w:tc>
       </w:tr>
       <w:tr>
-        <w:tblPrEx>
-          <w:tblCellMar>
-            <w:top w:w="0" w:type="dxa"/>
-            <w:bottom w:w="0" w:type="dxa"/>
-          </w:tblCellMar>
-        </w:tblPrEx>
         <w:tc>
           <w:tcPr>
             <w:tcW w:w="3084" w:type="dxa"/>
@@ -6581,12 +6448,6 @@
         </w:tc>
       </w:tr>
       <w:tr>
-        <w:tblPrEx>
-          <w:tblCellMar>
-            <w:top w:w="0" w:type="dxa"/>
-            <w:bottom w:w="0" w:type="dxa"/>
-          </w:tblCellMar>
-        </w:tblPrEx>
         <w:tc>
           <w:tcPr>
             <w:tcW w:w="3084" w:type="dxa"/>
@@ -6639,12 +6500,6 @@
         </w:tc>
       </w:tr>
       <w:tr>
-        <w:tblPrEx>
-          <w:tblCellMar>
-            <w:top w:w="0" w:type="dxa"/>
-            <w:bottom w:w="0" w:type="dxa"/>
-          </w:tblCellMar>
-        </w:tblPrEx>
         <w:tc>
           <w:tcPr>
             <w:tcW w:w="3084" w:type="dxa"/>
@@ -6731,12 +6586,6 @@
         <w:gridCol w:w="9638"/>
       </w:tblGrid>
       <w:tr>
-        <w:tblPrEx>
-          <w:tblCellMar>
-            <w:top w:w="0" w:type="dxa"/>
-            <w:bottom w:w="0" w:type="dxa"/>
-          </w:tblCellMar>
-        </w:tblPrEx>
         <w:tc>
           <w:tcPr>
             <w:tcW w:w="9638" w:type="dxa"/>
@@ -6824,7 +6673,7 @@
         <w:spacing w:after="60"/>
       </w:pPr>
       <w:r>
-        <w:t>every simulated E2E flow becomes at least one end-to-end test case, and every predicted issue gets a test that proves or disproves it,</w:t>
+        <w:t>every E2E flow becomes at least one end-to-end test case, and every predicted issue gets a test that proves or disproves it,</w:t>
       </w:r>
     </w:p>
     <w:p>
@@ -6889,7 +6738,6 @@
         <w:spacing w:after="60"/>
       </w:pPr>
       <w:r>
-        <w:lastRenderedPageBreak/>
         <w:t>priority P1 (blocking), P2 or P3, and execution mode apex (automated) or manual (UI, email content, external systems, reports).</w:t>
       </w:r>
     </w:p>
@@ -6944,12 +6792,6 @@
         <w:gridCol w:w="9638"/>
       </w:tblGrid>
       <w:tr>
-        <w:tblPrEx>
-          <w:tblCellMar>
-            <w:top w:w="0" w:type="dxa"/>
-            <w:bottom w:w="0" w:type="dxa"/>
-          </w:tblCellMar>
-        </w:tblPrEx>
         <w:tc>
           <w:tcPr>
             <w:tcW w:w="9638" w:type="dxa"/>
@@ -7082,12 +6924,6 @@
         <w:gridCol w:w="9638"/>
       </w:tblGrid>
       <w:tr>
-        <w:tblPrEx>
-          <w:tblCellMar>
-            <w:top w:w="0" w:type="dxa"/>
-            <w:bottom w:w="0" w:type="dxa"/>
-          </w:tblCellMar>
-        </w:tblPrEx>
         <w:tc>
           <w:tcPr>
             <w:tcW w:w="9638" w:type="dxa"/>
@@ -7139,6 +6975,7 @@
               <w:spacing w:after="40"/>
             </w:pPr>
             <w:r>
+              <w:lastRenderedPageBreak/>
               <w:t xml:space="preserve">     ▸ </w:t>
             </w:r>
             <w:r>
@@ -7241,12 +7078,6 @@
         <w:gridCol w:w="9638"/>
       </w:tblGrid>
       <w:tr>
-        <w:tblPrEx>
-          <w:tblCellMar>
-            <w:top w:w="0" w:type="dxa"/>
-            <w:bottom w:w="0" w:type="dxa"/>
-          </w:tblCellMar>
-        </w:tblPrEx>
         <w:tc>
           <w:tcPr>
             <w:tcW w:w="9638" w:type="dxa"/>
@@ -7441,12 +7272,6 @@
         <w:gridCol w:w="9638"/>
       </w:tblGrid>
       <w:tr>
-        <w:tblPrEx>
-          <w:tblCellMar>
-            <w:top w:w="0" w:type="dxa"/>
-            <w:bottom w:w="0" w:type="dxa"/>
-          </w:tblCellMar>
-        </w:tblPrEx>
         <w:tc>
           <w:tcPr>
             <w:tcW w:w="9638" w:type="dxa"/>
@@ -7569,12 +7394,6 @@
         <w:gridCol w:w="2506"/>
       </w:tblGrid>
       <w:tr>
-        <w:tblPrEx>
-          <w:tblCellMar>
-            <w:top w:w="0" w:type="dxa"/>
-            <w:bottom w:w="0" w:type="dxa"/>
-          </w:tblCellMar>
-        </w:tblPrEx>
         <w:trPr>
           <w:tblHeader/>
         </w:trPr>
@@ -7605,7 +7424,6 @@
                 <w:bCs/>
                 <w:color w:val="FFFFFF"/>
               </w:rPr>
-              <w:lastRenderedPageBreak/>
               <w:t>Root-cause class</w:t>
             </w:r>
           </w:p>
@@ -7674,12 +7492,6 @@
         </w:tc>
       </w:tr>
       <w:tr>
-        <w:tblPrEx>
-          <w:tblCellMar>
-            <w:top w:w="0" w:type="dxa"/>
-            <w:bottom w:w="0" w:type="dxa"/>
-          </w:tblCellMar>
-        </w:tblPrEx>
         <w:tc>
           <w:tcPr>
             <w:tcW w:w="2313" w:type="dxa"/>
@@ -7757,12 +7569,6 @@
         </w:tc>
       </w:tr>
       <w:tr>
-        <w:tblPrEx>
-          <w:tblCellMar>
-            <w:top w:w="0" w:type="dxa"/>
-            <w:bottom w:w="0" w:type="dxa"/>
-          </w:tblCellMar>
-        </w:tblPrEx>
         <w:tc>
           <w:tcPr>
             <w:tcW w:w="2313" w:type="dxa"/>
@@ -7840,12 +7646,6 @@
         </w:tc>
       </w:tr>
       <w:tr>
-        <w:tblPrEx>
-          <w:tblCellMar>
-            <w:top w:w="0" w:type="dxa"/>
-            <w:bottom w:w="0" w:type="dxa"/>
-          </w:tblCellMar>
-        </w:tblPrEx>
         <w:tc>
           <w:tcPr>
             <w:tcW w:w="2313" w:type="dxa"/>
@@ -7923,12 +7723,6 @@
         </w:tc>
       </w:tr>
       <w:tr>
-        <w:tblPrEx>
-          <w:tblCellMar>
-            <w:top w:w="0" w:type="dxa"/>
-            <w:bottom w:w="0" w:type="dxa"/>
-          </w:tblCellMar>
-        </w:tblPrEx>
         <w:tc>
           <w:tcPr>
             <w:tcW w:w="2313" w:type="dxa"/>
@@ -8052,6 +7846,7 @@
         <w:spacing w:after="60"/>
       </w:pPr>
       <w:r>
+        <w:lastRenderedPageBreak/>
         <w:t>Apply the remediation steps: fix the component in the client’s code or configuration and deploy the fix to the sandbox.</w:t>
       </w:r>
     </w:p>
@@ -8145,7 +7940,7 @@
         <w:pStyle w:val="Heading1"/>
         <w:pageBreakBefore/>
       </w:pPr>
-      <w:bookmarkStart w:id="5" w:name="_Toc241503052"/>
+      <w:bookmarkStart w:id="5" w:name="_Toc241599766"/>
       <w:r>
         <w:lastRenderedPageBreak/>
         <w:t>6. Global rules and org-specific knowledge</w:t>
@@ -8184,12 +7979,6 @@
         <w:gridCol w:w="1928"/>
       </w:tblGrid>
       <w:tr>
-        <w:tblPrEx>
-          <w:tblCellMar>
-            <w:top w:w="0" w:type="dxa"/>
-            <w:bottom w:w="0" w:type="dxa"/>
-          </w:tblCellMar>
-        </w:tblPrEx>
         <w:trPr>
           <w:tblHeader/>
         </w:trPr>
@@ -8319,12 +8108,6 @@
         </w:tc>
       </w:tr>
       <w:tr>
-        <w:tblPrEx>
-          <w:tblCellMar>
-            <w:top w:w="0" w:type="dxa"/>
-            <w:bottom w:w="0" w:type="dxa"/>
-          </w:tblCellMar>
-        </w:tblPrEx>
         <w:tc>
           <w:tcPr>
             <w:tcW w:w="1735" w:type="dxa"/>
@@ -8427,12 +8210,6 @@
         </w:tc>
       </w:tr>
       <w:tr>
-        <w:tblPrEx>
-          <w:tblCellMar>
-            <w:top w:w="0" w:type="dxa"/>
-            <w:bottom w:w="0" w:type="dxa"/>
-          </w:tblCellMar>
-        </w:tblPrEx>
         <w:tc>
           <w:tcPr>
             <w:tcW w:w="1735" w:type="dxa"/>
@@ -8544,12 +8321,6 @@
         </w:tc>
       </w:tr>
       <w:tr>
-        <w:tblPrEx>
-          <w:tblCellMar>
-            <w:top w:w="0" w:type="dxa"/>
-            <w:bottom w:w="0" w:type="dxa"/>
-          </w:tblCellMar>
-        </w:tblPrEx>
         <w:tc>
           <w:tcPr>
             <w:tcW w:w="1735" w:type="dxa"/>
@@ -8652,12 +8423,6 @@
         </w:tc>
       </w:tr>
       <w:tr>
-        <w:tblPrEx>
-          <w:tblCellMar>
-            <w:top w:w="0" w:type="dxa"/>
-            <w:bottom w:w="0" w:type="dxa"/>
-          </w:tblCellMar>
-        </w:tblPrEx>
         <w:tc>
           <w:tcPr>
             <w:tcW w:w="1735" w:type="dxa"/>
@@ -8799,7 +8564,7 @@
         <w:spacing w:after="60"/>
       </w:pPr>
       <w:r>
-        <w:t>During the impact analysis, the E2E simulation and failure diagnosis, the plugin notices org-specific behaviour (for example, a validation rule that is bypassed for the integration user).</w:t>
+        <w:t>During the impact analysis, the E2E test cases and failure diagnosis, the plugin notices org-specific behaviour (for example, a validation rule that is bypassed for the integration user).</w:t>
       </w:r>
     </w:p>
     <w:p>
@@ -8886,12 +8651,6 @@
         <w:gridCol w:w="9638"/>
       </w:tblGrid>
       <w:tr>
-        <w:tblPrEx>
-          <w:tblCellMar>
-            <w:top w:w="0" w:type="dxa"/>
-            <w:bottom w:w="0" w:type="dxa"/>
-          </w:tblCellMar>
-        </w:tblPrEx>
         <w:tc>
           <w:tcPr>
             <w:tcW w:w="9638" w:type="dxa"/>
@@ -8943,7 +8702,7 @@
         <w:pStyle w:val="Heading1"/>
         <w:pageBreakBefore/>
       </w:pPr>
-      <w:bookmarkStart w:id="6" w:name="_Toc241503053"/>
+      <w:bookmarkStart w:id="6" w:name="_Toc241599767"/>
       <w:r>
         <w:lastRenderedPageBreak/>
         <w:t>7. Worked example: Product Remapping</w:t>
@@ -8981,12 +8740,6 @@
         <w:gridCol w:w="5301"/>
       </w:tblGrid>
       <w:tr>
-        <w:tblPrEx>
-          <w:tblCellMar>
-            <w:top w:w="0" w:type="dxa"/>
-            <w:bottom w:w="0" w:type="dxa"/>
-          </w:tblCellMar>
-        </w:tblPrEx>
         <w:trPr>
           <w:tblHeader/>
         </w:trPr>
@@ -9085,12 +8838,6 @@
         </w:tc>
       </w:tr>
       <w:tr>
-        <w:tblPrEx>
-          <w:tblCellMar>
-            <w:top w:w="0" w:type="dxa"/>
-            <w:bottom w:w="0" w:type="dxa"/>
-          </w:tblCellMar>
-        </w:tblPrEx>
         <w:tc>
           <w:tcPr>
             <w:tcW w:w="482" w:type="dxa"/>
@@ -9189,12 +8936,6 @@
         </w:tc>
       </w:tr>
       <w:tr>
-        <w:tblPrEx>
-          <w:tblCellMar>
-            <w:top w:w="0" w:type="dxa"/>
-            <w:bottom w:w="0" w:type="dxa"/>
-          </w:tblCellMar>
-        </w:tblPrEx>
         <w:tc>
           <w:tcPr>
             <w:tcW w:w="482" w:type="dxa"/>
@@ -9279,12 +9020,6 @@
         </w:tc>
       </w:tr>
       <w:tr>
-        <w:tblPrEx>
-          <w:tblCellMar>
-            <w:top w:w="0" w:type="dxa"/>
-            <w:bottom w:w="0" w:type="dxa"/>
-          </w:tblCellMar>
-        </w:tblPrEx>
         <w:tc>
           <w:tcPr>
             <w:tcW w:w="482" w:type="dxa"/>
@@ -9331,7 +9066,7 @@
               <w:spacing w:after="40"/>
             </w:pPr>
             <w:r>
-              <w:t>Answer the open question “Should quote lines be included?” (No, out of scope)</w:t>
+              <w:t>Answer Yes to the questions prompt, then answer the blocking question “Should quote lines be included?” (No, out of scope)</w:t>
             </w:r>
           </w:p>
         </w:tc>
@@ -9362,12 +9097,6 @@
         </w:tc>
       </w:tr>
       <w:tr>
-        <w:tblPrEx>
-          <w:tblCellMar>
-            <w:top w:w="0" w:type="dxa"/>
-            <w:bottom w:w="0" w:type="dxa"/>
-          </w:tblCellMar>
-        </w:tblPrEx>
         <w:tc>
           <w:tcPr>
             <w:tcW w:w="482" w:type="dxa"/>
@@ -9424,7 +9153,7 @@
               <w:t>Yes, impacted areas only</w:t>
             </w:r>
             <w:r>
-              <w:t xml:space="preserve"> to the E2E simulation question</w:t>
+              <w:t xml:space="preserve"> when asked to create the E2E test cases file</w:t>
             </w:r>
           </w:p>
         </w:tc>
@@ -9455,12 +9184,6 @@
         </w:tc>
       </w:tr>
       <w:tr>
-        <w:tblPrEx>
-          <w:tblCellMar>
-            <w:top w:w="0" w:type="dxa"/>
-            <w:bottom w:w="0" w:type="dxa"/>
-          </w:tblCellMar>
-        </w:tblPrEx>
         <w:tc>
           <w:tcPr>
             <w:tcW w:w="482" w:type="dxa"/>
@@ -9545,12 +9268,6 @@
         </w:tc>
       </w:tr>
       <w:tr>
-        <w:tblPrEx>
-          <w:tblCellMar>
-            <w:top w:w="0" w:type="dxa"/>
-            <w:bottom w:w="0" w:type="dxa"/>
-          </w:tblCellMar>
-        </w:tblPrEx>
         <w:tc>
           <w:tcPr>
             <w:tcW w:w="482" w:type="dxa"/>
@@ -9647,12 +9364,6 @@
         </w:tc>
       </w:tr>
       <w:tr>
-        <w:tblPrEx>
-          <w:tblCellMar>
-            <w:top w:w="0" w:type="dxa"/>
-            <w:bottom w:w="0" w:type="dxa"/>
-          </w:tblCellMar>
-        </w:tblPrEx>
         <w:tc>
           <w:tcPr>
             <w:tcW w:w="482" w:type="dxa"/>
@@ -9730,12 +9441,6 @@
         </w:tc>
       </w:tr>
       <w:tr>
-        <w:tblPrEx>
-          <w:tblCellMar>
-            <w:top w:w="0" w:type="dxa"/>
-            <w:bottom w:w="0" w:type="dxa"/>
-          </w:tblCellMar>
-        </w:tblPrEx>
         <w:tc>
           <w:tcPr>
             <w:tcW w:w="482" w:type="dxa"/>
@@ -9820,12 +9525,6 @@
         </w:tc>
       </w:tr>
       <w:tr>
-        <w:tblPrEx>
-          <w:tblCellMar>
-            <w:top w:w="0" w:type="dxa"/>
-            <w:bottom w:w="0" w:type="dxa"/>
-          </w:tblCellMar>
-        </w:tblPrEx>
         <w:tc>
           <w:tcPr>
             <w:tcW w:w="482" w:type="dxa"/>
@@ -9915,12 +9614,6 @@
         </w:tc>
       </w:tr>
       <w:tr>
-        <w:tblPrEx>
-          <w:tblCellMar>
-            <w:top w:w="0" w:type="dxa"/>
-            <w:bottom w:w="0" w:type="dxa"/>
-          </w:tblCellMar>
-        </w:tblPrEx>
         <w:tc>
           <w:tcPr>
             <w:tcW w:w="482" w:type="dxa"/>
@@ -10021,7 +9714,7 @@
         <w:pStyle w:val="Heading1"/>
         <w:pageBreakBefore/>
       </w:pPr>
-      <w:bookmarkStart w:id="7" w:name="_Toc241503054"/>
+      <w:bookmarkStart w:id="7" w:name="_Toc241599768"/>
       <w:r>
         <w:lastRenderedPageBreak/>
         <w:t>8. Reference</w:t>
@@ -10078,12 +9771,6 @@
         <w:gridCol w:w="6554"/>
       </w:tblGrid>
       <w:tr>
-        <w:tblPrEx>
-          <w:tblCellMar>
-            <w:top w:w="0" w:type="dxa"/>
-            <w:bottom w:w="0" w:type="dxa"/>
-          </w:tblCellMar>
-        </w:tblPrEx>
         <w:trPr>
           <w:tblHeader/>
         </w:trPr>
@@ -10151,12 +9838,6 @@
         </w:tc>
       </w:tr>
       <w:tr>
-        <w:tblPrEx>
-          <w:tblCellMar>
-            <w:top w:w="0" w:type="dxa"/>
-            <w:bottom w:w="0" w:type="dxa"/>
-          </w:tblCellMar>
-        </w:tblPrEx>
         <w:tc>
           <w:tcPr>
             <w:tcW w:w="3084" w:type="dxa"/>
@@ -10233,12 +9914,6 @@
         </w:tc>
       </w:tr>
       <w:tr>
-        <w:tblPrEx>
-          <w:tblCellMar>
-            <w:top w:w="0" w:type="dxa"/>
-            <w:bottom w:w="0" w:type="dxa"/>
-          </w:tblCellMar>
-        </w:tblPrEx>
         <w:tc>
           <w:tcPr>
             <w:tcW w:w="3084" w:type="dxa"/>
@@ -10315,12 +9990,6 @@
         </w:tc>
       </w:tr>
       <w:tr>
-        <w:tblPrEx>
-          <w:tblCellMar>
-            <w:top w:w="0" w:type="dxa"/>
-            <w:bottom w:w="0" w:type="dxa"/>
-          </w:tblCellMar>
-        </w:tblPrEx>
         <w:tc>
           <w:tcPr>
             <w:tcW w:w="3084" w:type="dxa"/>
@@ -10397,12 +10066,6 @@
         </w:tc>
       </w:tr>
       <w:tr>
-        <w:tblPrEx>
-          <w:tblCellMar>
-            <w:top w:w="0" w:type="dxa"/>
-            <w:bottom w:w="0" w:type="dxa"/>
-          </w:tblCellMar>
-        </w:tblPrEx>
         <w:tc>
           <w:tcPr>
             <w:tcW w:w="3084" w:type="dxa"/>
@@ -10467,12 +10130,6 @@
         </w:tc>
       </w:tr>
       <w:tr>
-        <w:tblPrEx>
-          <w:tblCellMar>
-            <w:top w:w="0" w:type="dxa"/>
-            <w:bottom w:w="0" w:type="dxa"/>
-          </w:tblCellMar>
-        </w:tblPrEx>
         <w:tc>
           <w:tcPr>
             <w:tcW w:w="3084" w:type="dxa"/>
@@ -10537,12 +10194,6 @@
         </w:tc>
       </w:tr>
       <w:tr>
-        <w:tblPrEx>
-          <w:tblCellMar>
-            <w:top w:w="0" w:type="dxa"/>
-            <w:bottom w:w="0" w:type="dxa"/>
-          </w:tblCellMar>
-        </w:tblPrEx>
         <w:tc>
           <w:tcPr>
             <w:tcW w:w="3084" w:type="dxa"/>
@@ -10607,12 +10258,6 @@
         </w:tc>
       </w:tr>
       <w:tr>
-        <w:tblPrEx>
-          <w:tblCellMar>
-            <w:top w:w="0" w:type="dxa"/>
-            <w:bottom w:w="0" w:type="dxa"/>
-          </w:tblCellMar>
-        </w:tblPrEx>
         <w:tc>
           <w:tcPr>
             <w:tcW w:w="3084" w:type="dxa"/>
@@ -10665,12 +10310,6 @@
         </w:tc>
       </w:tr>
       <w:tr>
-        <w:tblPrEx>
-          <w:tblCellMar>
-            <w:top w:w="0" w:type="dxa"/>
-            <w:bottom w:w="0" w:type="dxa"/>
-          </w:tblCellMar>
-        </w:tblPrEx>
         <w:tc>
           <w:tcPr>
             <w:tcW w:w="3084" w:type="dxa"/>
@@ -10723,12 +10362,6 @@
         </w:tc>
       </w:tr>
       <w:tr>
-        <w:tblPrEx>
-          <w:tblCellMar>
-            <w:top w:w="0" w:type="dxa"/>
-            <w:bottom w:w="0" w:type="dxa"/>
-          </w:tblCellMar>
-        </w:tblPrEx>
         <w:tc>
           <w:tcPr>
             <w:tcW w:w="3084" w:type="dxa"/>
@@ -10781,12 +10414,6 @@
         </w:tc>
       </w:tr>
       <w:tr>
-        <w:tblPrEx>
-          <w:tblCellMar>
-            <w:top w:w="0" w:type="dxa"/>
-            <w:bottom w:w="0" w:type="dxa"/>
-          </w:tblCellMar>
-        </w:tblPrEx>
         <w:tc>
           <w:tcPr>
             <w:tcW w:w="3084" w:type="dxa"/>
@@ -10839,12 +10466,6 @@
         </w:tc>
       </w:tr>
       <w:tr>
-        <w:tblPrEx>
-          <w:tblCellMar>
-            <w:top w:w="0" w:type="dxa"/>
-            <w:bottom w:w="0" w:type="dxa"/>
-          </w:tblCellMar>
-        </w:tblPrEx>
         <w:tc>
           <w:tcPr>
             <w:tcW w:w="3084" w:type="dxa"/>
@@ -10927,7 +10548,7 @@
         <w:t>Approval at every critical stage.</w:t>
       </w:r>
       <w:r>
-        <w:t xml:space="preserve"> The analysis, E2E simulation, test generation, execution and failure analysis refuse to run until your Yes is recorded. No stops the workflow.</w:t>
+        <w:t xml:space="preserve"> The analysis, the E2E test cases, test generation, execution and failure analysis refuse to run until your Yes is recorded. No stops the workflow, except when you choose to go straight to the test cases at Stage 2 or decline the open questions at Stage 3, which are ordinary paths through the workflow.</w:t>
       </w:r>
     </w:p>
     <w:p>
@@ -11060,10 +10681,10 @@
           <w:b/>
           <w:bCs/>
         </w:rPr>
-        <w:t>The E2E simulation is read-only.</w:t>
-      </w:r>
-      <w:r>
-        <w:t xml:space="preserve"> It works from local metadata and never creates records or runs anything in an org.</w:t>
+        <w:t>The E2E test cases are read-only.</w:t>
+      </w:r>
+      <w:r>
+        <w:t xml:space="preserve"> They are written from local metadata and never create records or run anything in an org.</w:t>
       </w:r>
     </w:p>
     <w:p>
@@ -11136,12 +10757,6 @@
         <w:gridCol w:w="6168"/>
       </w:tblGrid>
       <w:tr>
-        <w:tblPrEx>
-          <w:tblCellMar>
-            <w:top w:w="0" w:type="dxa"/>
-            <w:bottom w:w="0" w:type="dxa"/>
-          </w:tblCellMar>
-        </w:tblPrEx>
         <w:trPr>
           <w:tblHeader/>
         </w:trPr>
@@ -11210,12 +10825,6 @@
         </w:tc>
       </w:tr>
       <w:tr>
-        <w:tblPrEx>
-          <w:tblCellMar>
-            <w:top w:w="0" w:type="dxa"/>
-            <w:bottom w:w="0" w:type="dxa"/>
-          </w:tblCellMar>
-        </w:tblPrEx>
         <w:tc>
           <w:tcPr>
             <w:tcW w:w="3470" w:type="dxa"/>
@@ -11280,12 +10889,6 @@
         </w:tc>
       </w:tr>
       <w:tr>
-        <w:tblPrEx>
-          <w:tblCellMar>
-            <w:top w:w="0" w:type="dxa"/>
-            <w:bottom w:w="0" w:type="dxa"/>
-          </w:tblCellMar>
-        </w:tblPrEx>
         <w:tc>
           <w:tcPr>
             <w:tcW w:w="3470" w:type="dxa"/>
@@ -11338,12 +10941,6 @@
         </w:tc>
       </w:tr>
       <w:tr>
-        <w:tblPrEx>
-          <w:tblCellMar>
-            <w:top w:w="0" w:type="dxa"/>
-            <w:bottom w:w="0" w:type="dxa"/>
-          </w:tblCellMar>
-        </w:tblPrEx>
         <w:tc>
           <w:tcPr>
             <w:tcW w:w="3470" w:type="dxa"/>
@@ -11396,12 +10993,6 @@
         </w:tc>
       </w:tr>
       <w:tr>
-        <w:tblPrEx>
-          <w:tblCellMar>
-            <w:top w:w="0" w:type="dxa"/>
-            <w:bottom w:w="0" w:type="dxa"/>
-          </w:tblCellMar>
-        </w:tblPrEx>
         <w:tc>
           <w:tcPr>
             <w:tcW w:w="3470" w:type="dxa"/>
@@ -11463,12 +11054,6 @@
         </w:tc>
       </w:tr>
       <w:tr>
-        <w:tblPrEx>
-          <w:tblCellMar>
-            <w:top w:w="0" w:type="dxa"/>
-            <w:bottom w:w="0" w:type="dxa"/>
-          </w:tblCellMar>
-        </w:tblPrEx>
         <w:tc>
           <w:tcPr>
             <w:tcW w:w="3470" w:type="dxa"/>
@@ -11533,12 +11118,6 @@
         </w:tc>
       </w:tr>
       <w:tr>
-        <w:tblPrEx>
-          <w:tblCellMar>
-            <w:top w:w="0" w:type="dxa"/>
-            <w:bottom w:w="0" w:type="dxa"/>
-          </w:tblCellMar>
-        </w:tblPrEx>
         <w:tc>
           <w:tcPr>
             <w:tcW w:w="3470" w:type="dxa"/>
@@ -11603,12 +11182,6 @@
         </w:tc>
       </w:tr>
       <w:tr>
-        <w:tblPrEx>
-          <w:tblCellMar>
-            <w:top w:w="0" w:type="dxa"/>
-            <w:bottom w:w="0" w:type="dxa"/>
-          </w:tblCellMar>
-        </w:tblPrEx>
         <w:tc>
           <w:tcPr>
             <w:tcW w:w="3470" w:type="dxa"/>
@@ -11661,12 +11234,6 @@
         </w:tc>
       </w:tr>
       <w:tr>
-        <w:tblPrEx>
-          <w:tblCellMar>
-            <w:top w:w="0" w:type="dxa"/>
-            <w:bottom w:w="0" w:type="dxa"/>
-          </w:tblCellMar>
-        </w:tblPrEx>
         <w:tc>
           <w:tcPr>
             <w:tcW w:w="3470" w:type="dxa"/>
@@ -11688,7 +11255,7 @@
               <w:spacing w:after="40"/>
             </w:pPr>
             <w:r>
-              <w:t>Many steps At risk in the E2E simulation</w:t>
+              <w:t>Many steps At risk in the E2E test cases</w:t>
             </w:r>
           </w:p>
         </w:tc>
@@ -11728,12 +11295,6 @@
         </w:tc>
       </w:tr>
       <w:tr>
-        <w:tblPrEx>
-          <w:tblCellMar>
-            <w:top w:w="0" w:type="dxa"/>
-            <w:bottom w:w="0" w:type="dxa"/>
-          </w:tblCellMar>
-        </w:tblPrEx>
         <w:tc>
           <w:tcPr>
             <w:tcW w:w="3470" w:type="dxa"/>
@@ -11795,12 +11356,6 @@
         </w:tc>
       </w:tr>
       <w:tr>
-        <w:tblPrEx>
-          <w:tblCellMar>
-            <w:top w:w="0" w:type="dxa"/>
-            <w:bottom w:w="0" w:type="dxa"/>
-          </w:tblCellMar>
-        </w:tblPrEx>
         <w:tc>
           <w:tcPr>
             <w:tcW w:w="3470" w:type="dxa"/>
@@ -11863,7 +11418,7 @@
         <w:pStyle w:val="Heading1"/>
         <w:pageBreakBefore/>
       </w:pPr>
-      <w:bookmarkStart w:id="8" w:name="_Toc241503055"/>
+      <w:bookmarkStart w:id="8" w:name="_Toc241599769"/>
       <w:r>
         <w:lastRenderedPageBreak/>
         <w:t>9. Cloud front-end: current status and next phase</w:t>
@@ -11875,7 +11430,7 @@
         <w:spacing w:after="120"/>
       </w:pPr>
       <w:r>
-        <w:t>The goal is a front-end where anyone can upload a requirement, see the impact analysis and E2E simulation, approve tests, click Run and read the failures and remediation without using VS Code.</w:t>
+        <w:t>The goal is a front-end where anyone can upload a requirement, see the impact analysis and the E2E test cases, approve tests, click Run and read the failures and remediation without using VS Code.</w:t>
       </w:r>
     </w:p>
     <w:p>
@@ -11891,7 +11446,7 @@
         <w:spacing w:after="120"/>
       </w:pPr>
       <w:r>
-        <w:t xml:space="preserve">Version 0.4.0 delivers the engine: every stage, gate and Excel deliverable runs through one guided </w:t>
+        <w:t xml:space="preserve">Version 0.5.0 delivers the engine: every stage, gate and Excel deliverable runs through one guided </w:t>
       </w:r>
       <w:r>
         <w:rPr>
@@ -11937,12 +11492,6 @@
         <w:gridCol w:w="1928"/>
       </w:tblGrid>
       <w:tr>
-        <w:tblPrEx>
-          <w:tblCellMar>
-            <w:top w:w="0" w:type="dxa"/>
-            <w:bottom w:w="0" w:type="dxa"/>
-          </w:tblCellMar>
-        </w:tblPrEx>
         <w:trPr>
           <w:tblHeader/>
         </w:trPr>
@@ -12041,12 +11590,6 @@
         </w:tc>
       </w:tr>
       <w:tr>
-        <w:tblPrEx>
-          <w:tblCellMar>
-            <w:top w:w="0" w:type="dxa"/>
-            <w:bottom w:w="0" w:type="dxa"/>
-          </w:tblCellMar>
-        </w:tblPrEx>
         <w:tc>
           <w:tcPr>
             <w:tcW w:w="2313" w:type="dxa"/>
@@ -12124,12 +11667,6 @@
         </w:tc>
       </w:tr>
       <w:tr>
-        <w:tblPrEx>
-          <w:tblCellMar>
-            <w:top w:w="0" w:type="dxa"/>
-            <w:bottom w:w="0" w:type="dxa"/>
-          </w:tblCellMar>
-        </w:tblPrEx>
         <w:tc>
           <w:tcPr>
             <w:tcW w:w="2313" w:type="dxa"/>
@@ -12176,7 +11713,7 @@
               <w:spacing w:after="40"/>
             </w:pPr>
             <w:r>
-              <w:t>A web application with Upload, Impact Analysis, E2E Simulation, Test Cases (tick-box approval), Run and Report screens. Its back-end calls the same plugin through the Claude Agent SDK. The gates and file formats in this guide stay the same.</w:t>
+              <w:t>A web application with Upload, Impact Analysis, Open Questions, E2E Test Cases, Test Cases (tick-box approval), Run and Report screens. Its back-end calls the same plugin through the Claude Agent SDK. The gates and file formats in this guide stay the same.</w:t>
             </w:r>
           </w:p>
         </w:tc>
@@ -12225,7 +11762,7 @@
         <w:pStyle w:val="Heading1"/>
         <w:pageBreakBefore/>
       </w:pPr>
-      <w:bookmarkStart w:id="9" w:name="_Toc241503056"/>
+      <w:bookmarkStart w:id="9" w:name="_Toc241599770"/>
       <w:r>
         <w:lastRenderedPageBreak/>
         <w:t>10. Quick checklist</w:t>
@@ -12245,13 +11782,7 @@
         <w:spacing w:after="80"/>
       </w:pPr>
       <w:r>
-        <w:t>☐</w:t>
-      </w:r>
-      <w:r>
-        <w:t xml:space="preserve">  </w:t>
-      </w:r>
-      <w:r>
-        <w:t>Plugin installed</w:t>
+        <w:t>☐  Plugin installed</w:t>
       </w:r>
     </w:p>
     <w:p>
@@ -12259,10 +11790,7 @@
         <w:spacing w:after="80"/>
       </w:pPr>
       <w:r>
-        <w:t>☐</w:t>
-      </w:r>
-      <w:r>
-        <w:t xml:space="preserve">  Latest metadata retrieved from the sandbox</w:t>
+        <w:t>☐  Latest metadata retrieved from the sandbox</w:t>
       </w:r>
     </w:p>
     <w:p>
@@ -12270,10 +11798,7 @@
         <w:spacing w:after="80"/>
       </w:pPr>
       <w:r>
-        <w:t>☐</w:t>
-      </w:r>
-      <w:r>
-        <w:t xml:space="preserve">  First </w:t>
+        <w:t xml:space="preserve">☐  First </w:t>
       </w:r>
       <w:r>
         <w:rPr>
@@ -12293,10 +11818,7 @@
         <w:spacing w:after="80"/>
       </w:pPr>
       <w:r>
-        <w:t>☐</w:t>
-      </w:r>
-      <w:r>
-        <w:t xml:space="preserve">  </w:t>
+        <w:t xml:space="preserve">☐  </w:t>
       </w:r>
       <w:r>
         <w:rPr>
@@ -12316,10 +11838,7 @@
         <w:spacing w:after="80"/>
       </w:pPr>
       <w:r>
-        <w:t>☐</w:t>
-      </w:r>
-      <w:r>
-        <w:t xml:space="preserve">  </w:t>
+        <w:t xml:space="preserve">☐  </w:t>
       </w:r>
       <w:r>
         <w:rPr>
@@ -12347,10 +11866,7 @@
         <w:spacing w:after="80"/>
       </w:pPr>
       <w:r>
-        <w:t>☐</w:t>
-      </w:r>
-      <w:r>
-        <w:t xml:space="preserve">  </w:t>
+        <w:t xml:space="preserve">☐  </w:t>
       </w:r>
       <w:r>
         <w:rPr>
@@ -12370,10 +11886,18 @@
         <w:spacing w:after="80"/>
       </w:pPr>
       <w:r>
+        <w:t>☐  Stage 2: choose the Blast Radius Analysis or go straight to the test cases</w:t>
+      </w:r>
+    </w:p>
+    <w:p>
+      <w:pPr>
+        <w:spacing w:after="40"/>
+      </w:pPr>
+      <w:r>
         <w:t>☐</w:t>
       </w:r>
       <w:r>
-        <w:t xml:space="preserve">  Stage 2–3: approve the analysis; open impact-analysis.xlsx and answer open questions</w:t>
+        <w:t xml:space="preserve">  Stage 3: open impact-analysis.xlsx; answer the blocking questions when the plugin asks</w:t>
       </w:r>
     </w:p>
     <w:p>
@@ -12381,10 +11905,7 @@
         <w:spacing w:after="80"/>
       </w:pPr>
       <w:r>
-        <w:t>☐</w:t>
-      </w:r>
-      <w:r>
-        <w:t xml:space="preserve">  Stage 4: choose the E2E simulation scope; review e2e-simulation.xlsx</w:t>
+        <w:t>☐  Stage 4: accept the E2E test cases file and choose its scope; review e2e-simulation.xlsx</w:t>
       </w:r>
     </w:p>
     <w:p>
@@ -12392,10 +11913,7 @@
         <w:spacing w:after="80"/>
       </w:pPr>
       <w:r>
-        <w:t>☐</w:t>
-      </w:r>
-      <w:r>
-        <w:t xml:space="preserve">  Stage 5: generate test cases; review regression-test-pack.xlsx</w:t>
+        <w:t>☐  Stage 5: generate test cases; review regression-test-pack.xlsx</w:t>
       </w:r>
     </w:p>
     <w:p>
@@ -12403,13 +11921,7 @@
         <w:spacing w:after="80"/>
       </w:pPr>
       <w:r>
-        <w:t>☐</w:t>
-      </w:r>
-      <w:r>
-        <w:t xml:space="preserve">  </w:t>
-      </w:r>
-      <w:r>
-        <w:t>Stage 6: approve all or selected test cases and pick the sandbox</w:t>
+        <w:t>☐  Stage 6: approve all or selected test cases and pick the sandbox</w:t>
       </w:r>
     </w:p>
     <w:p>
@@ -12417,10 +11929,7 @@
         <w:spacing w:after="80"/>
       </w:pPr>
       <w:r>
-        <w:t>☐</w:t>
-      </w:r>
-      <w:r>
-        <w:t xml:space="preserve">  Stage 7–8: review results and failure analysis; fix and re-run until Go</w:t>
+        <w:t>☐  Stage 7–8: review results and failure analysis; fix and re-run until Go</w:t>
       </w:r>
     </w:p>
     <w:p>
@@ -12428,10 +11937,7 @@
         <w:spacing w:after="80"/>
       </w:pPr>
       <w:r>
-        <w:t>☐</w:t>
-      </w:r>
-      <w:r>
-        <w:t xml:space="preserve">  Manual checklist completed</w:t>
+        <w:t>☐  Manual checklist completed</w:t>
       </w:r>
     </w:p>
     <w:p>
@@ -12439,10 +11945,7 @@
         <w:spacing w:after="80"/>
       </w:pPr>
       <w:r>
-        <w:t>☐</w:t>
-      </w:r>
-      <w:r>
-        <w:t xml:space="preserve">  Org learnings accepted and run folder committed</w:t>
+        <w:t>☐  Org learnings accepted and run folder committed</w:t>
       </w:r>
     </w:p>
     <w:sectPr>
